--- a/docs/WB-SLA-Requirements-Template-v1.1.docx
+++ b/docs/WB-SLA-Requirements-Template-v1.1.docx
@@ -142,7 +142,7 @@
                 <w:sz w:val="26"/>
                 <w:szCs w:val="26"/>
               </w:rPr>
-              <w:t xml:space="preserve">Whistleblowing Reporting Portal – targets, levels and escalation, to be completed by ERC</w:t>
+              <w:t xml:space="preserve">Speak Up – targets, levels and escalation, to be completed by ERC</w:t>
             </w:r>
           </w:p>
           <w:p>
@@ -377,7 +377,7 @@
                 <w:sz w:val="18"/>
                 <w:szCs w:val="18"/>
               </w:rPr>
-              <w:t xml:space="preserve">Whistleblowing Reporting Portal (Jira Service Management)</w:t>
+              <w:t xml:space="preserve">Speak Up (Jira Service Management)</w:t>
             </w:r>
           </w:p>
         </w:tc>
@@ -8226,7 +8226,7 @@
         <w:sz w:val="16"/>
         <w:szCs w:val="16"/>
       </w:rPr>
-      <w:t xml:space="preserve">	Whistleblowing Reporting Portal – SLA Requirements Template</w:t>
+      <w:t xml:space="preserve">	Speak Up – SLA Requirements Template</w:t>
     </w:r>
   </w:p>
 </w:hdr>
